--- a/docs/archive/项目计划书.docx
+++ b/docs/archive/项目计划书.docx
@@ -140,7 +140,7 @@
           <w:szCs w:val="32"/>
           <w:u w:val="single"/>
         </w:rPr>
-        <w:t>周炎杰</w:t>
+        <w:t>xiaofusu123</w:t>
       </w:r>
       <w:r>
         <w:rPr>
@@ -287,7 +287,7 @@
           <w:szCs w:val="32"/>
           <w:u w:val="single"/>
         </w:rPr>
-        <w:t>吴圹钛</w:t>
+        <w:t>ambulance001</w:t>
       </w:r>
       <w:r>
         <w:rPr>
@@ -344,7 +344,7 @@
           <w:szCs w:val="32"/>
           <w:u w:val="single"/>
         </w:rPr>
-        <w:t>梁兴邦</w:t>
+        <w:t>kuailede110</w:t>
       </w:r>
       <w:r>
         <w:rPr>
@@ -423,7 +423,7 @@
           <w:szCs w:val="32"/>
           <w:u w:val="single"/>
         </w:rPr>
-        <w:t>邓志鸿</w:t>
+        <w:t>RickeyDeung</w:t>
       </w:r>
       <w:r>
         <w:rPr>
@@ -480,7 +480,7 @@
           <w:szCs w:val="32"/>
           <w:u w:val="single"/>
         </w:rPr>
-        <w:t>辜垂沛</w:t>
+        <w:t>Rikka2-aa</w:t>
       </w:r>
       <w:r>
         <w:rPr>
@@ -1572,7 +1572,7 @@
           <w:sz w:val="28"/>
           <w:szCs w:val="28"/>
         </w:rPr>
-        <w:t>辜垂沛：数据持久化层、</w:t>
+        <w:t>Rikka2-aa：数据持久化层、</w:t>
       </w:r>
       <w:r>
         <w:rPr>
@@ -1605,7 +1605,7 @@
           <w:sz w:val="28"/>
           <w:szCs w:val="28"/>
         </w:rPr>
-        <w:t>周炎杰：</w:t>
+        <w:t>xiaofusu123：</w:t>
       </w:r>
       <w:r>
         <w:rPr>
@@ -1638,7 +1638,7 @@
           <w:sz w:val="28"/>
           <w:szCs w:val="28"/>
         </w:rPr>
-        <w:t>邓志鸿：</w:t>
+        <w:t>RickeyDeung：</w:t>
       </w:r>
       <w:r>
         <w:rPr>
@@ -1671,7 +1671,7 @@
           <w:sz w:val="28"/>
           <w:szCs w:val="28"/>
         </w:rPr>
-        <w:t>吴圹钛：</w:t>
+        <w:t>ambulance001：</w:t>
       </w:r>
       <w:r>
         <w:rPr>
@@ -1696,7 +1696,7 @@
           <w:sz w:val="28"/>
           <w:szCs w:val="28"/>
         </w:rPr>
-        <w:t>梁兴邦：表现层</w:t>
+        <w:t>kuailede110：表现层</w:t>
       </w:r>
     </w:p>
     <w:p>
@@ -1757,7 +1757,7 @@
           <w:sz w:val="28"/>
           <w:szCs w:val="28"/>
         </w:rPr>
-        <w:t>（辜垂沛）</w:t>
+        <w:t>（Rikka2-aa）</w:t>
       </w:r>
     </w:p>
     <w:p>
@@ -2127,7 +2127,7 @@
           <w:sz w:val="28"/>
           <w:szCs w:val="28"/>
         </w:rPr>
-        <w:t>（辜垂沛）</w:t>
+        <w:t>（Rikka2-aa）</w:t>
       </w:r>
     </w:p>
     <w:p>
@@ -2268,7 +2268,7 @@
           <w:sz w:val="28"/>
           <w:szCs w:val="28"/>
         </w:rPr>
-        <w:t>解码部分（核心功能，周炎杰）</w:t>
+        <w:t>解码部分（核心功能，xiaofusu123）</w:t>
       </w:r>
     </w:p>
     <w:p>
@@ -2459,7 +2459,7 @@
           <w:sz w:val="28"/>
           <w:szCs w:val="28"/>
         </w:rPr>
-        <w:t>网络模块（吴圹钛）</w:t>
+        <w:t>网络模块（ambulance001）</w:t>
       </w:r>
     </w:p>
     <w:p>
@@ -2524,7 +2524,7 @@
           <w:sz w:val="28"/>
           <w:szCs w:val="28"/>
         </w:rPr>
-        <w:t>音视频同步模块（邓志鸿）</w:t>
+        <w:t>音视频同步模块（RickeyDeung）</w:t>
       </w:r>
     </w:p>
     <w:p>
@@ -2607,7 +2607,7 @@
           <w:sz w:val="28"/>
           <w:szCs w:val="28"/>
         </w:rPr>
-        <w:t>（邓志鸿）</w:t>
+        <w:t>（RickeyDeung）</w:t>
       </w:r>
     </w:p>
     <w:p>
@@ -2729,7 +2729,7 @@
           <w:sz w:val="28"/>
           <w:szCs w:val="28"/>
         </w:rPr>
-        <w:t>（梁兴邦）</w:t>
+        <w:t>（kuailede110）</w:t>
       </w:r>
     </w:p>
     <w:p>
